--- a/companies/meridian-actuarial/People/2021.11.02 - Onboarding - Karen Harris.docx
+++ b/companies/meridian-actuarial/People/2021.11.02 - Onboarding - Karen Harris.docx
@@ -3,18 +3,42 @@
 <w:document xmlns:wpc="http://schemas.microsoft.com/office/word/2010/wordprocessingCanvas" xmlns:mo="http://schemas.microsoft.com/office/mac/office/2008/main" xmlns:mc="http://schemas.openxmlformats.org/markup-compatibility/2006" xmlns:mv="urn:schemas-microsoft-com:mac:vml" xmlns:o="urn:schemas-microsoft-com:office:office" xmlns:r="http://schemas.openxmlformats.org/officeDocument/2006/relationships" xmlns:m="http://schemas.openxmlformats.org/officeDocument/2006/math" xmlns:v="urn:schemas-microsoft-com:vml" xmlns:wp14="http://schemas.microsoft.com/office/word/2010/wordprocessingDrawing" xmlns:wp="http://schemas.openxmlformats.org/drawingml/2006/wordprocessingDrawing" xmlns:w10="urn:schemas-microsoft-com:office:word" xmlns:w="http://schemas.openxmlformats.org/wordprocessingml/2006/main" xmlns:w14="http://schemas.microsoft.com/office/word/2010/wordml" xmlns:wpg="http://schemas.microsoft.com/office/word/2010/wordprocessingGroup" xmlns:wpi="http://schemas.microsoft.com/office/word/2010/wordprocessingInk" xmlns:wne="http://schemas.microsoft.com/office/word/2006/wordml" xmlns:wps="http://schemas.microsoft.com/office/word/2010/wordprocessingShape" mc:Ignorable="w14 wp14">
   <w:body>
     <w:p>
+      <w:pPr>
+        <w:pStyle w:val="Heading1"/>
+      </w:pPr>
       <w:r>
-        <w:t>Karen Harris, a note to mark your first day, and to save you the trouble of learning the place by hallway rumor. I write one of these for everyone who joins. It is the surest way I know to see that a new colleague hears the same account of things the rest of us work by.</w:t>
+        <w:t>Karen Harris, consulting group</w:t>
       </w:r>
     </w:p>
     <w:p>
       <w:r>
-        <w:t>You are joining the consulting practice as an Actuarial Associate. Your work will run across the engagements rather than sit on any one of them: preparing exhibits and building the assumption tables a valuation is assembled from. It is precise work, and a good deal of the firm's output passes through it. You will report to Jennifer Vasquez, our Consulting Actuary. She runs the valuation calendar, assigns the work, and is the person to bring a question to when a table or an assumption does not look right.</w:t>
+        <w:t>Karen Harris has joined the consulting group as an Actuarial Associate. We are pleased to have her. Her work will be assumption analysis and the supporting tables for our experience studies, and she brings to it a good eye for a spreadsheet that does not tie out. We have kept her first weeks clear of client deadlines, so that she can learn how we build a study before she is asked to deliver part of one.</w:t>
+      </w:r>
+    </w:p>
+    <w:p>
+      <w:pPr>
+        <w:pStyle w:val="Heading2"/>
+      </w:pPr>
+      <w:r>
+        <w:t>Where she fits</w:t>
       </w:r>
     </w:p>
     <w:p>
       <w:r>
-        <w:t>To get you oriented in the first weeks:</w:t>
+        <w:t>Karen reports to Jennifer Vasquez, Consulting Actuary. An experience study has three parts, and we keep them apart. The data show what happened to the members or policies over the study period. The assumptions say what we expected to happen. The actuary then judges how far the first should move the second. Karen will build much of the first part: the exposure and decrement tables, the comparisons of actual to expected, and the exhibits that set them out. She will also be asked to say where the data stop. Some questions go further than a study's data can support, and when they do we want her to say so in plain words. Studies that take in the past couple of years need a further decision about how much weight to give the pandemic experience. That decision is a judgment, and the report will label it as one.</w:t>
+      </w:r>
+    </w:p>
+    <w:p>
+      <w:pPr>
+        <w:pStyle w:val="Heading2"/>
+      </w:pPr>
+      <w:r>
+        <w:t>The first weeks</w:t>
+      </w:r>
+    </w:p>
+    <w:p>
+      <w:r>
+        <w:t>Several of us are back in the office part of the week, so some of this can happen in person. We have set out her first weeks so that each step builds on the one before:</w:t>
       </w:r>
     </w:p>
     <w:p>
@@ -22,7 +46,7 @@
         <w:pStyle w:val="ListBullet"/>
       </w:pPr>
       <w:r>
-        <w:t>Start by building a set of exhibits for a valuation already under way, and trace each figure in them back to the client file it came from. Knowing where a number originates matters more here than knowing how to format it.</w:t>
+        <w:t>1. Collect her building access card and laptop, and confirm she can reach the shared client folders and the study workpapers.</w:t>
       </w:r>
     </w:p>
     <w:p>
@@ -30,7 +54,7 @@
         <w:pStyle w:val="ListBullet"/>
       </w:pPr>
       <w:r>
-        <w:t>Keep your notes literal. Write down what a file shows and what you relied on, and leave the interpretation to be settled with Jennifer. An associate is not expected to make the judgment call; you are expected to give whoever does an honest record to make it from.</w:t>
+        <w:t>2. Read the firm's standard language on data reliance and on the qualifications we place on a result.</w:t>
       </w:r>
     </w:p>
     <w:p>
@@ -38,17 +62,28 @@
         <w:pStyle w:val="ListBullet"/>
       </w:pPr>
       <w:r>
-        <w:t>When you are unsure whether the data supports a statement, say only what you can stand behind. Understating what you know is a smaller problem here than overstating it.</w:t>
+        <w:t>3. Read the workpapers of a completed experience study, from the data request through to the final exhibits.</w:t>
+      </w:r>
+    </w:p>
+    <w:p>
+      <w:pPr>
+        <w:pStyle w:val="ListBullet"/>
+      </w:pPr>
+      <w:r>
+        <w:t>4. Rebuild one actual-to-expected table from the raw data and reconcile it to the issued exhibit, noting every difference however small.</w:t>
+      </w:r>
+    </w:p>
+    <w:p>
+      <w:pPr>
+        <w:pStyle w:val="ListBullet"/>
+      </w:pPr>
+      <w:r>
+        <w:t>5. Meet weekly with Jennifer Vasquez for her first three months to go over her work and what comes next.</w:t>
       </w:r>
     </w:p>
     <w:p>
       <w:r>
-        <w:t>It is worth knowing why we labor over the tables the way we do. The boards and funds we serve fund benefits that come due long after the valuation is filed, and they lean on our numbers to do it. An assumption set the evidence does not support is the kind of error that surfaces years later, when it is expensive to fix. That is why we would rather you flag a doubtful figure than smooth it. Come find me in your first week and we will walk a live valuation from end to end. We are glad to have you with us.</w:t>
-      </w:r>
-    </w:p>
-    <w:p>
-      <w:r>
-        <w:t>Robert Lawrence, Managing Actuary</w:t>
+        <w:t>One expectation applies from the first day. When a result surprises her, we want to hear about it before anyone explains it. Robert Lawrence reads every experience study before it is issued, and he will want her view of the assumptions when her first study reaches him.</w:t>
       </w:r>
     </w:p>
     <w:sectPr>
